--- a/worlds/ondina-vasquell/phase-3-build-task-artifacts/task-files/quality_abstraction_worksheet_06042026.docx
+++ b/worlds/ondina-vasquell/phase-3-build-task-artifacts/task-files/quality_abstraction_worksheet_06042026.docx
@@ -7,8 +7,9 @@
         <w:rPr>
           <w:rFonts w:ascii="Arial" w:hAnsi="Arial"/>
           <w:b/>
-          <w:color w:val="000000"/>
-          <w:sz w:val="24"/>
+          <w:i w:val="0"/>
+          <w:color w:val="1F3864"/>
+          <w:sz w:val="28"/>
         </w:rPr>
         <w:t>DIABETES QUALITY MEASURE ABSTRACTION WORKSHEET</w:t>
       </w:r>
@@ -17,18 +18,21 @@
       <w:r>
         <w:rPr>
           <w:rFonts w:ascii="Arial" w:hAnsi="Arial"/>
-          <w:color w:val="595959"/>
-          <w:sz w:val="17"/>
+          <w:b w:val="0"/>
+          <w:i w:val="0"/>
+          <w:color w:val="5E6670"/>
+          <w:sz w:val="16"/>
         </w:rPr>
         <w:t>Author: Quality Department | Date: 06/04/2026 | Status: For abstraction | RE: Ondina Vasquell | MRN OV-3358104 | CSN-308852140</w:t>
       </w:r>
     </w:p>
-    <w:p/>
     <w:p>
       <w:r>
         <w:rPr>
           <w:rFonts w:ascii="Arial" w:hAnsi="Arial"/>
-          <w:color w:val="000000"/>
+          <w:b w:val="0"/>
+          <w:i w:val="0"/>
+          <w:color w:val="232830"/>
           <w:sz w:val="19"/>
         </w:rPr>
         <w:t>Complete each field by entering the value found, marking the exclusion, or marking undetermined. Use only documentation in the record.</w:t>
@@ -36,15 +40,17 @@
     </w:p>
     <w:p>
       <w:pPr>
+        <w:spacing w:before="180" w:after="60"/>
         <w:pBdr>
-          <w:bottom w:val="single" w:sz="4" w:space="1" w:color="BFBFBF"/>
+          <w:bottom w:val="single" w:sz="6" w:color="C9D4EA" w:space="2"/>
         </w:pBdr>
       </w:pPr>
       <w:r>
         <w:rPr>
           <w:rFonts w:ascii="Arial" w:hAnsi="Arial"/>
           <w:b/>
-          <w:color w:val="000000"/>
+          <w:i w:val="0"/>
+          <w:color w:val="4472C4"/>
           <w:sz w:val="20"/>
         </w:rPr>
         <w:t>MEASURE FIELDS</w:t>
@@ -55,12 +61,12 @@
         <w:tblW w:type="auto" w:w="0"/>
         <w:tblLook w:firstColumn="1" w:firstRow="1" w:lastColumn="0" w:lastRow="0" w:noHBand="0" w:noVBand="1" w:val="04A0"/>
         <w:tblBorders>
-          <w:top w:val="single" w:sz="4" w:space="0" w:color="BFBFBF"/>
-          <w:left w:val="single" w:sz="4" w:space="0" w:color="BFBFBF"/>
-          <w:bottom w:val="single" w:sz="4" w:space="0" w:color="BFBFBF"/>
-          <w:right w:val="single" w:sz="4" w:space="0" w:color="BFBFBF"/>
-          <w:insideH w:val="single" w:sz="4" w:space="0" w:color="BFBFBF"/>
-          <w:insideV w:val="single" w:sz="4" w:space="0" w:color="BFBFBF"/>
+          <w:top w:val="single" w:sz="4" w:color="C9D4EA"/>
+          <w:left w:val="single" w:sz="4" w:color="C9D4EA"/>
+          <w:bottom w:val="single" w:sz="4" w:color="C9D4EA"/>
+          <w:right w:val="single" w:sz="4" w:color="C9D4EA"/>
+          <w:insideH w:val="single" w:sz="4" w:color="C9D4EA"/>
+          <w:insideV w:val="single" w:sz="4" w:color="C9D4EA"/>
         </w:tblBorders>
       </w:tblPr>
       <w:tblGrid>
@@ -71,15 +77,16 @@
         <w:tc>
           <w:tcPr>
             <w:tcW w:type="dxa" w:w="5184"/>
-            <w:shd w:val="clear" w:color="auto" w:fill="EAEAEA"/>
+            <w:shd w:val="clear" w:fill="4472C4"/>
           </w:tcPr>
           <w:p>
             <w:r>
               <w:rPr>
                 <w:rFonts w:ascii="Arial" w:hAnsi="Arial"/>
                 <w:b/>
-                <w:color w:val="000000"/>
-                <w:sz w:val="17"/>
+                <w:i w:val="0"/>
+                <w:color w:val="FFFFFF"/>
+                <w:sz w:val="16"/>
               </w:rPr>
               <w:t>Measure field</w:t>
             </w:r>
@@ -88,15 +95,16 @@
         <w:tc>
           <w:tcPr>
             <w:tcW w:type="dxa" w:w="5184"/>
-            <w:shd w:val="clear" w:color="auto" w:fill="EAEAEA"/>
+            <w:shd w:val="clear" w:fill="4472C4"/>
           </w:tcPr>
           <w:p>
             <w:r>
               <w:rPr>
                 <w:rFonts w:ascii="Arial" w:hAnsi="Arial"/>
                 <w:b/>
-                <w:color w:val="000000"/>
-                <w:sz w:val="17"/>
+                <w:i w:val="0"/>
+                <w:color w:val="FFFFFF"/>
+                <w:sz w:val="16"/>
               </w:rPr>
               <w:t>Value / Exclusion / Undetermined</w:t>
             </w:r>
@@ -112,8 +120,10 @@
             <w:r>
               <w:rPr>
                 <w:rFonts w:ascii="Arial" w:hAnsi="Arial"/>
-                <w:color w:val="000000"/>
-                <w:sz w:val="17"/>
+                <w:b w:val="0"/>
+                <w:i w:val="0"/>
+                <w:color w:val="232830"/>
+                <w:sz w:val="16"/>
               </w:rPr>
               <w:t>Most recent HbA1c and date</w:t>
             </w:r>
@@ -127,8 +137,48 @@
             <w:r>
               <w:rPr>
                 <w:rFonts w:ascii="Arial" w:hAnsi="Arial"/>
-                <w:color w:val="000000"/>
-                <w:sz w:val="17"/>
+                <w:b w:val="0"/>
+                <w:i w:val="0"/>
+                <w:color w:val="232830"/>
+                <w:sz w:val="16"/>
+              </w:rPr>
+              <w:t>To be abstracted</w:t>
+            </w:r>
+          </w:p>
+        </w:tc>
+      </w:tr>
+      <w:tr>
+        <w:tc>
+          <w:tcPr>
+            <w:tcW w:type="dxa" w:w="5184"/>
+            <w:shd w:val="clear" w:fill="EDF2FA"/>
+          </w:tcPr>
+          <w:p>
+            <w:r>
+              <w:rPr>
+                <w:rFonts w:ascii="Arial" w:hAnsi="Arial"/>
+                <w:b w:val="0"/>
+                <w:i w:val="0"/>
+                <w:color w:val="232830"/>
+                <w:sz w:val="16"/>
+              </w:rPr>
+              <w:t>Dilated diabetic eye exam within the measurement period</w:t>
+            </w:r>
+          </w:p>
+        </w:tc>
+        <w:tc>
+          <w:tcPr>
+            <w:tcW w:type="dxa" w:w="5184"/>
+            <w:shd w:val="clear" w:fill="EDF2FA"/>
+          </w:tcPr>
+          <w:p>
+            <w:r>
+              <w:rPr>
+                <w:rFonts w:ascii="Arial" w:hAnsi="Arial"/>
+                <w:b w:val="0"/>
+                <w:i w:val="0"/>
+                <w:color w:val="232830"/>
+                <w:sz w:val="16"/>
               </w:rPr>
               <w:t>To be abstracted</w:t>
             </w:r>
@@ -144,10 +194,12 @@
             <w:r>
               <w:rPr>
                 <w:rFonts w:ascii="Arial" w:hAnsi="Arial"/>
-                <w:color w:val="000000"/>
-                <w:sz w:val="17"/>
+                <w:b w:val="0"/>
+                <w:i w:val="0"/>
+                <w:color w:val="232830"/>
+                <w:sz w:val="16"/>
               </w:rPr>
-              <w:t>Dilated diabetic eye exam within the measurement period</w:t>
+              <w:t>Diabetic foot exam documented</w:t>
             </w:r>
           </w:p>
         </w:tc>
@@ -159,8 +211,48 @@
             <w:r>
               <w:rPr>
                 <w:rFonts w:ascii="Arial" w:hAnsi="Arial"/>
-                <w:color w:val="000000"/>
-                <w:sz w:val="17"/>
+                <w:b w:val="0"/>
+                <w:i w:val="0"/>
+                <w:color w:val="232830"/>
+                <w:sz w:val="16"/>
+              </w:rPr>
+              <w:t>To be abstracted</w:t>
+            </w:r>
+          </w:p>
+        </w:tc>
+      </w:tr>
+      <w:tr>
+        <w:tc>
+          <w:tcPr>
+            <w:tcW w:type="dxa" w:w="5184"/>
+            <w:shd w:val="clear" w:fill="EDF2FA"/>
+          </w:tcPr>
+          <w:p>
+            <w:r>
+              <w:rPr>
+                <w:rFonts w:ascii="Arial" w:hAnsi="Arial"/>
+                <w:b w:val="0"/>
+                <w:i w:val="0"/>
+                <w:color w:val="232830"/>
+                <w:sz w:val="16"/>
+              </w:rPr>
+              <w:t>Nephropathy screening / monitoring</w:t>
+            </w:r>
+          </w:p>
+        </w:tc>
+        <w:tc>
+          <w:tcPr>
+            <w:tcW w:type="dxa" w:w="5184"/>
+            <w:shd w:val="clear" w:fill="EDF2FA"/>
+          </w:tcPr>
+          <w:p>
+            <w:r>
+              <w:rPr>
+                <w:rFonts w:ascii="Arial" w:hAnsi="Arial"/>
+                <w:b w:val="0"/>
+                <w:i w:val="0"/>
+                <w:color w:val="232830"/>
+                <w:sz w:val="16"/>
               </w:rPr>
               <w:t>To be abstracted</w:t>
             </w:r>
@@ -176,72 +268,10 @@
             <w:r>
               <w:rPr>
                 <w:rFonts w:ascii="Arial" w:hAnsi="Arial"/>
-                <w:color w:val="000000"/>
-                <w:sz w:val="17"/>
-              </w:rPr>
-              <w:t>Diabetic foot exam documented</w:t>
-            </w:r>
-          </w:p>
-        </w:tc>
-        <w:tc>
-          <w:tcPr>
-            <w:tcW w:type="dxa" w:w="5184"/>
-          </w:tcPr>
-          <w:p>
-            <w:r>
-              <w:rPr>
-                <w:rFonts w:ascii="Arial" w:hAnsi="Arial"/>
-                <w:color w:val="000000"/>
-                <w:sz w:val="17"/>
-              </w:rPr>
-              <w:t>To be abstracted</w:t>
-            </w:r>
-          </w:p>
-        </w:tc>
-      </w:tr>
-      <w:tr>
-        <w:tc>
-          <w:tcPr>
-            <w:tcW w:type="dxa" w:w="5184"/>
-          </w:tcPr>
-          <w:p>
-            <w:r>
-              <w:rPr>
-                <w:rFonts w:ascii="Arial" w:hAnsi="Arial"/>
-                <w:color w:val="000000"/>
-                <w:sz w:val="17"/>
-              </w:rPr>
-              <w:t>Nephropathy screening / monitoring</w:t>
-            </w:r>
-          </w:p>
-        </w:tc>
-        <w:tc>
-          <w:tcPr>
-            <w:tcW w:type="dxa" w:w="5184"/>
-          </w:tcPr>
-          <w:p>
-            <w:r>
-              <w:rPr>
-                <w:rFonts w:ascii="Arial" w:hAnsi="Arial"/>
-                <w:color w:val="000000"/>
-                <w:sz w:val="17"/>
-              </w:rPr>
-              <w:t>To be abstracted</w:t>
-            </w:r>
-          </w:p>
-        </w:tc>
-      </w:tr>
-      <w:tr>
-        <w:tc>
-          <w:tcPr>
-            <w:tcW w:type="dxa" w:w="5184"/>
-          </w:tcPr>
-          <w:p>
-            <w:r>
-              <w:rPr>
-                <w:rFonts w:ascii="Arial" w:hAnsi="Arial"/>
-                <w:color w:val="000000"/>
-                <w:sz w:val="17"/>
+                <w:b w:val="0"/>
+                <w:i w:val="0"/>
+                <w:color w:val="232830"/>
+                <w:sz w:val="16"/>
               </w:rPr>
               <w:t>Blood pressure most recent</w:t>
             </w:r>
@@ -255,8 +285,10 @@
             <w:r>
               <w:rPr>
                 <w:rFonts w:ascii="Arial" w:hAnsi="Arial"/>
-                <w:color w:val="000000"/>
-                <w:sz w:val="17"/>
+                <w:b w:val="0"/>
+                <w:i w:val="0"/>
+                <w:color w:val="232830"/>
+                <w:sz w:val="16"/>
               </w:rPr>
               <w:t>To be abstracted</w:t>
             </w:r>
@@ -269,20 +301,28 @@
       <w:r>
         <w:rPr>
           <w:rFonts w:ascii="Arial" w:hAnsi="Arial"/>
-          <w:color w:val="000000"/>
+          <w:b w:val="0"/>
+          <w:i w:val="0"/>
+          <w:color w:val="232830"/>
           <w:sz w:val="19"/>
         </w:rPr>
         <w:t>Enter findings from the record. Where the record does not support a field, mark it undetermined rather than inferring.</w:t>
       </w:r>
     </w:p>
-    <w:p/>
     <w:p>
+      <w:pPr>
+        <w:spacing w:before="200"/>
+        <w:pBdr>
+          <w:top w:val="single" w:sz="4" w:color="C9D4EA" w:space="4"/>
+        </w:pBdr>
+      </w:pPr>
       <w:r>
         <w:rPr>
           <w:rFonts w:ascii="Arial" w:hAnsi="Arial"/>
+          <w:b w:val="0"/>
           <w:i/>
-          <w:color w:val="000000"/>
-          <w:sz w:val="19"/>
+          <w:color w:val="5E6670"/>
+          <w:sz w:val="18"/>
         </w:rPr>
         <w:t>Quality Department - abstraction pending</w:t>
       </w:r>
@@ -307,8 +347,18 @@
 <w:ftr xmlns:m="http://schemas.openxmlformats.org/officeDocument/2006/math" xmlns:mc="http://schemas.openxmlformats.org/markup-compatibility/2006" xmlns:mo="http://schemas.microsoft.com/office/mac/office/2008/main" xmlns:mv="urn:schemas-microsoft-com:mac:vml" xmlns:o="urn:schemas-microsoft-com:office:office" xmlns:r="http://schemas.openxmlformats.org/officeDocument/2006/relationships" xmlns:v="urn:schemas-microsoft-com:vml" xmlns:w10="urn:schemas-microsoft-com:office:word" xmlns:w14="http://schemas.microsoft.com/office/word/2010/wordml" xmlns:w="http://schemas.openxmlformats.org/wordprocessingml/2006/main" xmlns:wne="http://schemas.microsoft.com/office/word/2006/wordml" xmlns:wp14="http://schemas.microsoft.com/office/word/2010/wordprocessingDrawing" xmlns:wp="http://schemas.openxmlformats.org/drawingml/2006/wordprocessingDrawing" xmlns:wpc="http://schemas.microsoft.com/office/word/2010/wordprocessingCanvas" xmlns:wpg="http://schemas.microsoft.com/office/word/2010/wordprocessingGroup" xmlns:wpi="http://schemas.microsoft.com/office/word/2010/wordprocessingInk" xmlns:wps="http://schemas.microsoft.com/office/word/2010/wordprocessingShape" mc:Ignorable="w14 wp14">
   <w:p>
     <w:pPr>
-      <w:pStyle w:val="Footer"/>
-    </w:pPr>
+      <w:jc w:val="center"/>
+    </w:pPr>
+    <w:r>
+      <w:rPr>
+        <w:rFonts w:ascii="Arial" w:hAnsi="Arial"/>
+        <w:b w:val="0"/>
+        <w:i w:val="0"/>
+        <w:color w:val="5E6670"/>
+        <w:sz w:val="15"/>
+      </w:rPr>
+      <w:t>Confidential</w:t>
+    </w:r>
   </w:p>
 </w:ftr>
 </file>
@@ -317,8 +367,18 @@
 <w:ftr xmlns:m="http://schemas.openxmlformats.org/officeDocument/2006/math" xmlns:mc="http://schemas.openxmlformats.org/markup-compatibility/2006" xmlns:mo="http://schemas.microsoft.com/office/mac/office/2008/main" xmlns:mv="urn:schemas-microsoft-com:mac:vml" xmlns:o="urn:schemas-microsoft-com:office:office" xmlns:r="http://schemas.openxmlformats.org/officeDocument/2006/relationships" xmlns:v="urn:schemas-microsoft-com:vml" xmlns:w10="urn:schemas-microsoft-com:office:word" xmlns:w14="http://schemas.microsoft.com/office/word/2010/wordml" xmlns:w="http://schemas.openxmlformats.org/wordprocessingml/2006/main" xmlns:wne="http://schemas.microsoft.com/office/word/2006/wordml" xmlns:wp14="http://schemas.microsoft.com/office/word/2010/wordprocessingDrawing" xmlns:wp="http://schemas.openxmlformats.org/drawingml/2006/wordprocessingDrawing" xmlns:wpc="http://schemas.microsoft.com/office/word/2010/wordprocessingCanvas" xmlns:wpg="http://schemas.microsoft.com/office/word/2010/wordprocessingGroup" xmlns:wpi="http://schemas.microsoft.com/office/word/2010/wordprocessingInk" xmlns:wps="http://schemas.microsoft.com/office/word/2010/wordprocessingShape" mc:Ignorable="w14 wp14">
   <w:p>
     <w:pPr>
-      <w:pStyle w:val="Footer"/>
-    </w:pPr>
+      <w:jc w:val="center"/>
+    </w:pPr>
+    <w:r>
+      <w:rPr>
+        <w:rFonts w:ascii="Arial" w:hAnsi="Arial"/>
+        <w:b w:val="0"/>
+        <w:i w:val="0"/>
+        <w:color w:val="5E6670"/>
+        <w:sz w:val="15"/>
+      </w:rPr>
+      <w:t>Confidential</w:t>
+    </w:r>
   </w:p>
 </w:ftr>
 </file>
@@ -327,39 +387,37 @@
 <w:ftr xmlns:m="http://schemas.openxmlformats.org/officeDocument/2006/math" xmlns:mc="http://schemas.openxmlformats.org/markup-compatibility/2006" xmlns:mo="http://schemas.microsoft.com/office/mac/office/2008/main" xmlns:mv="urn:schemas-microsoft-com:mac:vml" xmlns:o="urn:schemas-microsoft-com:office:office" xmlns:r="http://schemas.openxmlformats.org/officeDocument/2006/relationships" xmlns:v="urn:schemas-microsoft-com:vml" xmlns:w10="urn:schemas-microsoft-com:office:word" xmlns:w14="http://schemas.microsoft.com/office/word/2010/wordml" xmlns:w="http://schemas.openxmlformats.org/wordprocessingml/2006/main" xmlns:wne="http://schemas.microsoft.com/office/word/2006/wordml" xmlns:wp14="http://schemas.microsoft.com/office/word/2010/wordprocessingDrawing" xmlns:wp="http://schemas.openxmlformats.org/drawingml/2006/wordprocessingDrawing" xmlns:wpc="http://schemas.microsoft.com/office/word/2010/wordprocessingCanvas" xmlns:wpg="http://schemas.microsoft.com/office/word/2010/wordprocessingGroup" xmlns:wpi="http://schemas.microsoft.com/office/word/2010/wordprocessingInk" xmlns:wps="http://schemas.microsoft.com/office/word/2010/wordprocessingShape" mc:Ignorable="w14 wp14">
   <w:p>
     <w:pPr>
-      <w:pStyle w:val="Footer"/>
-    </w:pPr>
+      <w:jc w:val="center"/>
+    </w:pPr>
+    <w:r>
+      <w:rPr>
+        <w:rFonts w:ascii="Arial" w:hAnsi="Arial"/>
+        <w:b w:val="0"/>
+        <w:i w:val="0"/>
+        <w:color w:val="5E6670"/>
+        <w:sz w:val="15"/>
+      </w:rPr>
+      <w:t>Confidential</w:t>
+    </w:r>
   </w:p>
 </w:ftr>
 </file>
 
 <file path=word/header1.xml><?xml version="1.0" encoding="utf-8"?>
 <w:hdr xmlns:m="http://schemas.openxmlformats.org/officeDocument/2006/math" xmlns:mc="http://schemas.openxmlformats.org/markup-compatibility/2006" xmlns:mo="http://schemas.microsoft.com/office/mac/office/2008/main" xmlns:mv="urn:schemas-microsoft-com:mac:vml" xmlns:o="urn:schemas-microsoft-com:office:office" xmlns:r="http://schemas.openxmlformats.org/officeDocument/2006/relationships" xmlns:v="urn:schemas-microsoft-com:vml" xmlns:w10="urn:schemas-microsoft-com:office:word" xmlns:w14="http://schemas.microsoft.com/office/word/2010/wordml" xmlns:w="http://schemas.openxmlformats.org/wordprocessingml/2006/main" xmlns:wne="http://schemas.microsoft.com/office/word/2006/wordml" xmlns:wp14="http://schemas.microsoft.com/office/word/2010/wordprocessingDrawing" xmlns:wp="http://schemas.openxmlformats.org/drawingml/2006/wordprocessingDrawing" xmlns:wpc="http://schemas.microsoft.com/office/word/2010/wordprocessingCanvas" xmlns:wpg="http://schemas.microsoft.com/office/word/2010/wordprocessingGroup" xmlns:wpi="http://schemas.microsoft.com/office/word/2010/wordprocessingInk" xmlns:wps="http://schemas.microsoft.com/office/word/2010/wordprocessingShape" mc:Ignorable="w14 wp14">
-  <w:p>
-    <w:pPr>
-      <w:pStyle w:val="Header"/>
-    </w:pPr>
-  </w:p>
+  <w:p/>
 </w:hdr>
 </file>
 
 <file path=word/header2.xml><?xml version="1.0" encoding="utf-8"?>
 <w:hdr xmlns:m="http://schemas.openxmlformats.org/officeDocument/2006/math" xmlns:mc="http://schemas.openxmlformats.org/markup-compatibility/2006" xmlns:mo="http://schemas.microsoft.com/office/mac/office/2008/main" xmlns:mv="urn:schemas-microsoft-com:mac:vml" xmlns:o="urn:schemas-microsoft-com:office:office" xmlns:r="http://schemas.openxmlformats.org/officeDocument/2006/relationships" xmlns:v="urn:schemas-microsoft-com:vml" xmlns:w10="urn:schemas-microsoft-com:office:word" xmlns:w14="http://schemas.microsoft.com/office/word/2010/wordml" xmlns:w="http://schemas.openxmlformats.org/wordprocessingml/2006/main" xmlns:wne="http://schemas.microsoft.com/office/word/2006/wordml" xmlns:wp14="http://schemas.microsoft.com/office/word/2010/wordprocessingDrawing" xmlns:wp="http://schemas.openxmlformats.org/drawingml/2006/wordprocessingDrawing" xmlns:wpc="http://schemas.microsoft.com/office/word/2010/wordprocessingCanvas" xmlns:wpg="http://schemas.microsoft.com/office/word/2010/wordprocessingGroup" xmlns:wpi="http://schemas.microsoft.com/office/word/2010/wordprocessingInk" xmlns:wps="http://schemas.microsoft.com/office/word/2010/wordprocessingShape" mc:Ignorable="w14 wp14">
-  <w:p>
-    <w:pPr>
-      <w:pStyle w:val="Header"/>
-    </w:pPr>
-  </w:p>
+  <w:p/>
 </w:hdr>
 </file>
 
 <file path=word/header3.xml><?xml version="1.0" encoding="utf-8"?>
 <w:hdr xmlns:m="http://schemas.openxmlformats.org/officeDocument/2006/math" xmlns:mc="http://schemas.openxmlformats.org/markup-compatibility/2006" xmlns:mo="http://schemas.microsoft.com/office/mac/office/2008/main" xmlns:mv="urn:schemas-microsoft-com:mac:vml" xmlns:o="urn:schemas-microsoft-com:office:office" xmlns:r="http://schemas.openxmlformats.org/officeDocument/2006/relationships" xmlns:v="urn:schemas-microsoft-com:vml" xmlns:w10="urn:schemas-microsoft-com:office:word" xmlns:w14="http://schemas.microsoft.com/office/word/2010/wordml" xmlns:w="http://schemas.openxmlformats.org/wordprocessingml/2006/main" xmlns:wne="http://schemas.microsoft.com/office/word/2006/wordml" xmlns:wp14="http://schemas.microsoft.com/office/word/2010/wordprocessingDrawing" xmlns:wp="http://schemas.openxmlformats.org/drawingml/2006/wordprocessingDrawing" xmlns:wpc="http://schemas.microsoft.com/office/word/2010/wordprocessingCanvas" xmlns:wpg="http://schemas.microsoft.com/office/word/2010/wordprocessingGroup" xmlns:wpi="http://schemas.microsoft.com/office/word/2010/wordprocessingInk" xmlns:wps="http://schemas.microsoft.com/office/word/2010/wordprocessingShape" mc:Ignorable="w14 wp14">
-  <w:p>
-    <w:pPr>
-      <w:pStyle w:val="Header"/>
-    </w:pPr>
-  </w:p>
+  <w:p/>
 </w:hdr>
 </file>
 

--- a/worlds/ondina-vasquell/phase-3-build-task-artifacts/task-files/quality_abstraction_worksheet_06042026.docx
+++ b/worlds/ondina-vasquell/phase-3-build-task-artifacts/task-files/quality_abstraction_worksheet_06042026.docx
@@ -2,6 +2,283 @@
 <file path=word/document.xml><?xml version="1.0" encoding="utf-8"?>
 <w:document xmlns:wpc="http://schemas.microsoft.com/office/word/2010/wordprocessingCanvas" xmlns:mo="http://schemas.microsoft.com/office/mac/office/2008/main" xmlns:mc="http://schemas.openxmlformats.org/markup-compatibility/2006" xmlns:mv="urn:schemas-microsoft-com:mac:vml" xmlns:o="urn:schemas-microsoft-com:office:office" xmlns:r="http://schemas.openxmlformats.org/officeDocument/2006/relationships" xmlns:m="http://schemas.openxmlformats.org/officeDocument/2006/math" xmlns:v="urn:schemas-microsoft-com:vml" xmlns:wp14="http://schemas.microsoft.com/office/word/2010/wordprocessingDrawing" xmlns:wp="http://schemas.openxmlformats.org/drawingml/2006/wordprocessingDrawing" xmlns:w10="urn:schemas-microsoft-com:office:word" xmlns:w="http://schemas.openxmlformats.org/wordprocessingml/2006/main" xmlns:w14="http://schemas.microsoft.com/office/word/2010/wordml" xmlns:wpg="http://schemas.microsoft.com/office/word/2010/wordprocessingGroup" xmlns:wpi="http://schemas.microsoft.com/office/word/2010/wordprocessingInk" xmlns:wne="http://schemas.microsoft.com/office/word/2006/wordml" xmlns:wps="http://schemas.microsoft.com/office/word/2010/wordprocessingShape" mc:Ignorable="w14 wp14">
   <w:body>
+    <w:tbl>
+      <w:tblPr>
+        <w:tblW w:type="auto" w:w="0"/>
+        <w:tblLook w:firstColumn="1" w:firstRow="1" w:lastColumn="0" w:lastRow="0" w:noHBand="0" w:noVBand="1" w:val="04A0"/>
+        <w:tblBorders>
+          <w:top w:val="none"/>
+          <w:left w:val="none"/>
+          <w:bottom w:val="none"/>
+          <w:right w:val="none"/>
+          <w:insideH w:val="none"/>
+          <w:insideV w:val="none"/>
+        </w:tblBorders>
+      </w:tblPr>
+      <w:tblGrid>
+        <w:gridCol w:w="5184"/>
+        <w:gridCol w:w="5184"/>
+      </w:tblGrid>
+      <w:tr>
+        <w:tc>
+          <w:tcPr>
+            <w:tcW w:type="dxa" w:w="5184"/>
+          </w:tcPr>
+          <w:p>
+            <w:r>
+              <w:rPr>
+                <w:rFonts w:ascii="Arial" w:hAnsi="Arial"/>
+                <w:b/>
+                <w:i w:val="0"/>
+                <w:color w:val="1F3864"/>
+                <w:sz w:val="22"/>
+              </w:rPr>
+              <w:t>Harbor Crest Regional Medical Center</w:t>
+            </w:r>
+          </w:p>
+        </w:tc>
+        <w:tc>
+          <w:tcPr>
+            <w:tcW w:type="dxa" w:w="5184"/>
+          </w:tcPr>
+          <w:p>
+            <w:pPr>
+              <w:jc w:val="right"/>
+            </w:pPr>
+            <w:r>
+              <w:rPr>
+                <w:rFonts w:ascii="Arial" w:hAnsi="Arial"/>
+                <w:b/>
+                <w:i w:val="0"/>
+                <w:color w:val="4472C4"/>
+                <w:sz w:val="17"/>
+              </w:rPr>
+              <w:t>Confidential</w:t>
+            </w:r>
+          </w:p>
+        </w:tc>
+      </w:tr>
+    </w:tbl>
+    <w:tbl>
+      <w:tblPr>
+        <w:tblW w:type="auto" w:w="0"/>
+        <w:tblLook w:firstColumn="1" w:firstRow="1" w:lastColumn="0" w:lastRow="0" w:noHBand="0" w:noVBand="1" w:val="04A0"/>
+        <w:tblBorders>
+          <w:top w:val="none"/>
+          <w:left w:val="none"/>
+          <w:bottom w:val="none"/>
+          <w:right w:val="none"/>
+          <w:insideH w:val="none"/>
+          <w:insideV w:val="none"/>
+        </w:tblBorders>
+      </w:tblPr>
+      <w:tblGrid>
+        <w:gridCol w:w="10368"/>
+      </w:tblGrid>
+      <w:tr>
+        <w:trPr>
+          <w:trHeight w:val="40"/>
+        </w:trPr>
+        <w:tc>
+          <w:tcPr>
+            <w:tcW w:type="dxa" w:w="10368"/>
+            <w:shd w:val="clear" w:fill="4472C4"/>
+          </w:tcPr>
+          <w:p/>
+        </w:tc>
+      </w:tr>
+    </w:tbl>
+    <w:tbl>
+      <w:tblPr>
+        <w:tblW w:type="auto" w:w="0"/>
+        <w:tblLook w:firstColumn="1" w:firstRow="1" w:lastColumn="0" w:lastRow="0" w:noHBand="0" w:noVBand="1" w:val="04A0"/>
+        <w:tblBorders>
+          <w:top w:val="single" w:sz="4" w:color="C9D4EA"/>
+          <w:left w:val="single" w:sz="4" w:color="C9D4EA"/>
+          <w:bottom w:val="single" w:sz="4" w:color="C9D4EA"/>
+          <w:right w:val="single" w:sz="4" w:color="C9D4EA"/>
+          <w:insideH w:val="single" w:sz="4" w:color="C9D4EA"/>
+          <w:insideV w:val="single" w:sz="4" w:color="C9D4EA"/>
+        </w:tblBorders>
+      </w:tblPr>
+      <w:tblGrid>
+        <w:gridCol w:w="2592"/>
+        <w:gridCol w:w="2592"/>
+        <w:gridCol w:w="2592"/>
+        <w:gridCol w:w="2592"/>
+      </w:tblGrid>
+      <w:tr>
+        <w:tc>
+          <w:tcPr>
+            <w:tcW w:type="dxa" w:w="7776"/>
+            <w:gridSpan w:val="3"/>
+            <w:shd w:val="clear" w:fill="4472C4"/>
+          </w:tcPr>
+          <w:p>
+            <w:r>
+              <w:rPr>
+                <w:rFonts w:ascii="Arial" w:hAnsi="Arial"/>
+                <w:b/>
+                <w:i w:val="0"/>
+                <w:color w:val="FFFFFF"/>
+                <w:sz w:val="26"/>
+              </w:rPr>
+              <w:t xml:space="preserve">  Ondina Vasquell</w:t>
+            </w:r>
+            <w:r>
+              <w:rPr>
+                <w:rFonts w:ascii="Arial" w:hAnsi="Arial"/>
+                <w:b w:val="0"/>
+                <w:i w:val="0"/>
+                <w:color w:val="FFFFFF"/>
+                <w:sz w:val="18"/>
+              </w:rPr>
+              <w:t xml:space="preserve">    68 y  |  Female  |  DOB 03/14/1958</w:t>
+            </w:r>
+          </w:p>
+        </w:tc>
+        <w:tc>
+          <w:tcPr>
+            <w:tcW w:type="dxa" w:w="2592"/>
+            <w:shd w:val="clear" w:fill="4472C4"/>
+          </w:tcPr>
+          <w:p>
+            <w:pPr>
+              <w:jc w:val="right"/>
+            </w:pPr>
+            <w:r>
+              <w:rPr>
+                <w:rFonts w:ascii="Arial" w:hAnsi="Arial"/>
+                <w:b/>
+                <w:i w:val="0"/>
+                <w:color w:val="FFFFFF"/>
+                <w:sz w:val="20"/>
+              </w:rPr>
+              <w:t xml:space="preserve">MRN OV-3358104  </w:t>
+            </w:r>
+          </w:p>
+        </w:tc>
+      </w:tr>
+      <w:tr>
+        <w:tc>
+          <w:tcPr>
+            <w:tcW w:type="dxa" w:w="2592"/>
+            <w:shd w:val="clear" w:fill="EDF2FA"/>
+          </w:tcPr>
+          <w:p>
+            <w:r>
+              <w:rPr>
+                <w:rFonts w:ascii="Arial" w:hAnsi="Arial"/>
+                <w:b/>
+                <w:i w:val="0"/>
+                <w:color w:val="5E6670"/>
+                <w:sz w:val="14"/>
+              </w:rPr>
+              <w:t>Date of Service</w:t>
+              <w:br/>
+            </w:r>
+            <w:r>
+              <w:rPr>
+                <w:rFonts w:ascii="Arial" w:hAnsi="Arial"/>
+                <w:b w:val="0"/>
+                <w:i w:val="0"/>
+                <w:color w:val="232830"/>
+                <w:sz w:val="16"/>
+              </w:rPr>
+              <w:t>06/04/2026</w:t>
+            </w:r>
+          </w:p>
+        </w:tc>
+        <w:tc>
+          <w:tcPr>
+            <w:tcW w:type="dxa" w:w="2592"/>
+            <w:shd w:val="clear" w:fill="EDF2FA"/>
+          </w:tcPr>
+          <w:p>
+            <w:r>
+              <w:rPr>
+                <w:rFonts w:ascii="Arial" w:hAnsi="Arial"/>
+                <w:b/>
+                <w:i w:val="0"/>
+                <w:color w:val="5E6670"/>
+                <w:sz w:val="14"/>
+              </w:rPr>
+              <w:t>Author</w:t>
+              <w:br/>
+            </w:r>
+            <w:r>
+              <w:rPr>
+                <w:rFonts w:ascii="Arial" w:hAnsi="Arial"/>
+                <w:b w:val="0"/>
+                <w:i w:val="0"/>
+                <w:color w:val="232830"/>
+                <w:sz w:val="16"/>
+              </w:rPr>
+              <w:t>Quality Department</w:t>
+            </w:r>
+          </w:p>
+        </w:tc>
+        <w:tc>
+          <w:tcPr>
+            <w:tcW w:type="dxa" w:w="2592"/>
+            <w:shd w:val="clear" w:fill="EDF2FA"/>
+          </w:tcPr>
+          <w:p>
+            <w:r>
+              <w:rPr>
+                <w:rFonts w:ascii="Arial" w:hAnsi="Arial"/>
+                <w:b/>
+                <w:i w:val="0"/>
+                <w:color w:val="5E6670"/>
+                <w:sz w:val="14"/>
+              </w:rPr>
+              <w:t>Allergies</w:t>
+              <w:br/>
+            </w:r>
+            <w:r>
+              <w:rPr>
+                <w:rFonts w:ascii="Arial" w:hAnsi="Arial"/>
+                <w:b w:val="0"/>
+                <w:i w:val="0"/>
+                <w:color w:val="232830"/>
+                <w:sz w:val="16"/>
+              </w:rPr>
+              <w:t>Sulfa (sulfonamide antibiotics) - rash</w:t>
+            </w:r>
+          </w:p>
+        </w:tc>
+        <w:tc>
+          <w:tcPr>
+            <w:tcW w:type="dxa" w:w="2592"/>
+            <w:shd w:val="clear" w:fill="EDF2FA"/>
+          </w:tcPr>
+          <w:p>
+            <w:r>
+              <w:rPr>
+                <w:rFonts w:ascii="Arial" w:hAnsi="Arial"/>
+                <w:b/>
+                <w:i w:val="0"/>
+                <w:color w:val="5E6670"/>
+                <w:sz w:val="14"/>
+              </w:rPr>
+              <w:t>Document</w:t>
+              <w:br/>
+            </w:r>
+            <w:r>
+              <w:rPr>
+                <w:rFonts w:ascii="Arial" w:hAnsi="Arial"/>
+                <w:b w:val="0"/>
+                <w:i w:val="0"/>
+                <w:color w:val="232830"/>
+                <w:sz w:val="16"/>
+              </w:rPr>
+              <w:t>DIABETES QUALITY MEASURE ABSTRACTION WORKSHEET</w:t>
+            </w:r>
+          </w:p>
+        </w:tc>
+      </w:tr>
+    </w:tbl>
+    <w:p/>
     <w:p>
       <w:r>
         <w:rPr>
@@ -24,6 +301,244 @@
           <w:sz w:val="16"/>
         </w:rPr>
         <w:t>Author: Quality Department | Date: 06/04/2026 | Status: For abstraction | RE: Ondina Vasquell | MRN OV-3358104 | CSN-308852140</w:t>
+      </w:r>
+    </w:p>
+    <w:p>
+      <w:pPr>
+        <w:spacing w:before="180" w:after="60"/>
+        <w:pBdr>
+          <w:bottom w:val="single" w:sz="6" w:color="C9D4EA" w:space="2"/>
+        </w:pBdr>
+      </w:pPr>
+      <w:r>
+        <w:rPr>
+          <w:rFonts w:ascii="Arial" w:hAnsi="Arial"/>
+          <w:b/>
+          <w:i w:val="0"/>
+          <w:color w:val="4472C4"/>
+          <w:sz w:val="20"/>
+        </w:rPr>
+        <w:t>PATIENT / ENCOUNTER</w:t>
+      </w:r>
+    </w:p>
+    <w:p>
+      <w:r>
+        <w:rPr>
+          <w:rFonts w:ascii="Arial" w:hAnsi="Arial"/>
+          <w:b/>
+          <w:i w:val="0"/>
+          <w:color w:val="232830"/>
+          <w:sz w:val="18"/>
+        </w:rPr>
+        <w:t xml:space="preserve">Patient: </w:t>
+      </w:r>
+      <w:r>
+        <w:rPr>
+          <w:rFonts w:ascii="Arial" w:hAnsi="Arial"/>
+          <w:b w:val="0"/>
+          <w:i w:val="0"/>
+          <w:color w:val="232830"/>
+          <w:sz w:val="18"/>
+        </w:rPr>
+        <w:t>Ondina Vasquell, 68 y</w:t>
+      </w:r>
+    </w:p>
+    <w:p>
+      <w:r>
+        <w:rPr>
+          <w:rFonts w:ascii="Arial" w:hAnsi="Arial"/>
+          <w:b/>
+          <w:i w:val="0"/>
+          <w:color w:val="232830"/>
+          <w:sz w:val="18"/>
+        </w:rPr>
+        <w:t xml:space="preserve">Sex / DOB: </w:t>
+      </w:r>
+      <w:r>
+        <w:rPr>
+          <w:rFonts w:ascii="Arial" w:hAnsi="Arial"/>
+          <w:b w:val="0"/>
+          <w:i w:val="0"/>
+          <w:color w:val="232830"/>
+          <w:sz w:val="18"/>
+        </w:rPr>
+        <w:t>Female / 03/14/1958</w:t>
+      </w:r>
+    </w:p>
+    <w:p>
+      <w:r>
+        <w:rPr>
+          <w:rFonts w:ascii="Arial" w:hAnsi="Arial"/>
+          <w:b/>
+          <w:i w:val="0"/>
+          <w:color w:val="232830"/>
+          <w:sz w:val="18"/>
+        </w:rPr>
+        <w:t xml:space="preserve">MRN / FIN: </w:t>
+      </w:r>
+      <w:r>
+        <w:rPr>
+          <w:rFonts w:ascii="Arial" w:hAnsi="Arial"/>
+          <w:b w:val="0"/>
+          <w:i w:val="0"/>
+          <w:color w:val="232830"/>
+          <w:sz w:val="18"/>
+        </w:rPr>
+        <w:t>OV-3358104 / FIN-2207733</w:t>
+      </w:r>
+    </w:p>
+    <w:p>
+      <w:r>
+        <w:rPr>
+          <w:rFonts w:ascii="Arial" w:hAnsi="Arial"/>
+          <w:b/>
+          <w:i w:val="0"/>
+          <w:color w:val="232830"/>
+          <w:sz w:val="18"/>
+        </w:rPr>
+        <w:t xml:space="preserve">Unit / Room: </w:t>
+      </w:r>
+      <w:r>
+        <w:rPr>
+          <w:rFonts w:ascii="Arial" w:hAnsi="Arial"/>
+          <w:b w:val="0"/>
+          <w:i w:val="0"/>
+          <w:color w:val="232830"/>
+          <w:sz w:val="18"/>
+        </w:rPr>
+        <w:t>6 South Medicine / 6S-214</w:t>
+      </w:r>
+    </w:p>
+    <w:p>
+      <w:r>
+        <w:rPr>
+          <w:rFonts w:ascii="Arial" w:hAnsi="Arial"/>
+          <w:b/>
+          <w:i w:val="0"/>
+          <w:color w:val="232830"/>
+          <w:sz w:val="18"/>
+        </w:rPr>
+        <w:t xml:space="preserve">Code Status: </w:t>
+      </w:r>
+      <w:r>
+        <w:rPr>
+          <w:rFonts w:ascii="Arial" w:hAnsi="Arial"/>
+          <w:b w:val="0"/>
+          <w:i w:val="0"/>
+          <w:color w:val="232830"/>
+          <w:sz w:val="18"/>
+        </w:rPr>
+        <w:t>Full Code</w:t>
+      </w:r>
+    </w:p>
+    <w:p>
+      <w:r>
+        <w:rPr>
+          <w:rFonts w:ascii="Arial" w:hAnsi="Arial"/>
+          <w:b/>
+          <w:i w:val="0"/>
+          <w:color w:val="232830"/>
+          <w:sz w:val="18"/>
+        </w:rPr>
+        <w:t xml:space="preserve">Allergies: </w:t>
+      </w:r>
+      <w:r>
+        <w:rPr>
+          <w:rFonts w:ascii="Arial" w:hAnsi="Arial"/>
+          <w:b w:val="0"/>
+          <w:i w:val="0"/>
+          <w:color w:val="232830"/>
+          <w:sz w:val="18"/>
+        </w:rPr>
+        <w:t>Sulfa (sulfonamide antibiotics) - rash</w:t>
+      </w:r>
+    </w:p>
+    <w:p>
+      <w:r>
+        <w:rPr>
+          <w:rFonts w:ascii="Arial" w:hAnsi="Arial"/>
+          <w:b/>
+          <w:i w:val="0"/>
+          <w:color w:val="232830"/>
+          <w:sz w:val="18"/>
+        </w:rPr>
+        <w:t xml:space="preserve">Attending: </w:t>
+      </w:r>
+      <w:r>
+        <w:rPr>
+          <w:rFonts w:ascii="Arial" w:hAnsi="Arial"/>
+          <w:b w:val="0"/>
+          <w:i w:val="0"/>
+          <w:color w:val="232830"/>
+          <w:sz w:val="18"/>
+        </w:rPr>
+        <w:t>Marisol Everet, MD</w:t>
+      </w:r>
+    </w:p>
+    <w:p>
+      <w:r>
+        <w:rPr>
+          <w:rFonts w:ascii="Arial" w:hAnsi="Arial"/>
+          <w:b/>
+          <w:i w:val="0"/>
+          <w:color w:val="232830"/>
+          <w:sz w:val="18"/>
+        </w:rPr>
+        <w:t xml:space="preserve">Service: </w:t>
+      </w:r>
+      <w:r>
+        <w:rPr>
+          <w:rFonts w:ascii="Arial" w:hAnsi="Arial"/>
+          <w:b w:val="0"/>
+          <w:i w:val="0"/>
+          <w:color w:val="232830"/>
+          <w:sz w:val="18"/>
+        </w:rPr>
+        <w:t>Hospital Medicine</w:t>
+      </w:r>
+    </w:p>
+    <w:p>
+      <w:r>
+        <w:rPr>
+          <w:rFonts w:ascii="Arial" w:hAnsi="Arial"/>
+          <w:b/>
+          <w:i w:val="0"/>
+          <w:color w:val="232830"/>
+          <w:sz w:val="18"/>
+        </w:rPr>
+        <w:t xml:space="preserve">Date of Service: </w:t>
+      </w:r>
+      <w:r>
+        <w:rPr>
+          <w:rFonts w:ascii="Arial" w:hAnsi="Arial"/>
+          <w:b w:val="0"/>
+          <w:i w:val="0"/>
+          <w:color w:val="232830"/>
+          <w:sz w:val="18"/>
+        </w:rPr>
+        <w:t>06/04/2026</w:t>
+      </w:r>
+    </w:p>
+    <w:p>
+      <w:r>
+        <w:rPr>
+          <w:rFonts w:ascii="Arial" w:hAnsi="Arial"/>
+          <w:b/>
+          <w:i w:val="0"/>
+          <w:color w:val="232830"/>
+          <w:sz w:val="18"/>
+        </w:rPr>
+        <w:t xml:space="preserve">Language: </w:t>
+      </w:r>
+      <w:r>
+        <w:rPr>
+          <w:rFonts w:ascii="Arial" w:hAnsi="Arial"/>
+          <w:b w:val="0"/>
+          <w:i w:val="0"/>
+          <w:color w:val="232830"/>
+          <w:sz w:val="18"/>
+        </w:rPr>
+        <w:t>Spanish preferred (interpreter used)</w:t>
       </w:r>
     </w:p>
     <w:p>
@@ -357,7 +872,7 @@
         <w:color w:val="5E6670"/>
         <w:sz w:val="15"/>
       </w:rPr>
-      <w:t>Confidential</w:t>
+      <w:t>Harbor Crest Regional Medical Center  |  DIABETES QUALITY MEASURE ABSTRACTION WORKSHEET  |  Confidential</w:t>
     </w:r>
   </w:p>
 </w:ftr>
@@ -377,7 +892,7 @@
         <w:color w:val="5E6670"/>
         <w:sz w:val="15"/>
       </w:rPr>
-      <w:t>Confidential</w:t>
+      <w:t>Harbor Crest Regional Medical Center  |  DIABETES QUALITY MEASURE ABSTRACTION WORKSHEET  |  Confidential</w:t>
     </w:r>
   </w:p>
 </w:ftr>
@@ -397,7 +912,7 @@
         <w:color w:val="5E6670"/>
         <w:sz w:val="15"/>
       </w:rPr>
-      <w:t>Confidential</w:t>
+      <w:t>Harbor Crest Regional Medical Center  |  DIABETES QUALITY MEASURE ABSTRACTION WORKSHEET  |  Confidential</w:t>
     </w:r>
   </w:p>
 </w:ftr>
@@ -405,19 +920,52 @@
 
 <file path=word/header1.xml><?xml version="1.0" encoding="utf-8"?>
 <w:hdr xmlns:m="http://schemas.openxmlformats.org/officeDocument/2006/math" xmlns:mc="http://schemas.openxmlformats.org/markup-compatibility/2006" xmlns:mo="http://schemas.microsoft.com/office/mac/office/2008/main" xmlns:mv="urn:schemas-microsoft-com:mac:vml" xmlns:o="urn:schemas-microsoft-com:office:office" xmlns:r="http://schemas.openxmlformats.org/officeDocument/2006/relationships" xmlns:v="urn:schemas-microsoft-com:vml" xmlns:w10="urn:schemas-microsoft-com:office:word" xmlns:w14="http://schemas.microsoft.com/office/word/2010/wordml" xmlns:w="http://schemas.openxmlformats.org/wordprocessingml/2006/main" xmlns:wne="http://schemas.microsoft.com/office/word/2006/wordml" xmlns:wp14="http://schemas.microsoft.com/office/word/2010/wordprocessingDrawing" xmlns:wp="http://schemas.openxmlformats.org/drawingml/2006/wordprocessingDrawing" xmlns:wpc="http://schemas.microsoft.com/office/word/2010/wordprocessingCanvas" xmlns:wpg="http://schemas.microsoft.com/office/word/2010/wordprocessingGroup" xmlns:wpi="http://schemas.microsoft.com/office/word/2010/wordprocessingInk" xmlns:wps="http://schemas.microsoft.com/office/word/2010/wordprocessingShape" mc:Ignorable="w14 wp14">
-  <w:p/>
+  <w:p>
+    <w:r>
+      <w:rPr>
+        <w:rFonts w:ascii="Arial" w:hAnsi="Arial"/>
+        <w:b w:val="0"/>
+        <w:i w:val="0"/>
+        <w:color w:val="5E6670"/>
+        <w:sz w:val="15"/>
+      </w:rPr>
+      <w:t>Ondina Vasquell  |  MRN OV-3358104</w:t>
+    </w:r>
+  </w:p>
 </w:hdr>
 </file>
 
 <file path=word/header2.xml><?xml version="1.0" encoding="utf-8"?>
 <w:hdr xmlns:m="http://schemas.openxmlformats.org/officeDocument/2006/math" xmlns:mc="http://schemas.openxmlformats.org/markup-compatibility/2006" xmlns:mo="http://schemas.microsoft.com/office/mac/office/2008/main" xmlns:mv="urn:schemas-microsoft-com:mac:vml" xmlns:o="urn:schemas-microsoft-com:office:office" xmlns:r="http://schemas.openxmlformats.org/officeDocument/2006/relationships" xmlns:v="urn:schemas-microsoft-com:vml" xmlns:w10="urn:schemas-microsoft-com:office:word" xmlns:w14="http://schemas.microsoft.com/office/word/2010/wordml" xmlns:w="http://schemas.openxmlformats.org/wordprocessingml/2006/main" xmlns:wne="http://schemas.microsoft.com/office/word/2006/wordml" xmlns:wp14="http://schemas.microsoft.com/office/word/2010/wordprocessingDrawing" xmlns:wp="http://schemas.openxmlformats.org/drawingml/2006/wordprocessingDrawing" xmlns:wpc="http://schemas.microsoft.com/office/word/2010/wordprocessingCanvas" xmlns:wpg="http://schemas.microsoft.com/office/word/2010/wordprocessingGroup" xmlns:wpi="http://schemas.microsoft.com/office/word/2010/wordprocessingInk" xmlns:wps="http://schemas.microsoft.com/office/word/2010/wordprocessingShape" mc:Ignorable="w14 wp14">
-  <w:p/>
+  <w:p>
+    <w:r>
+      <w:rPr>
+        <w:rFonts w:ascii="Arial" w:hAnsi="Arial"/>
+        <w:b w:val="0"/>
+        <w:i w:val="0"/>
+        <w:color w:val="5E6670"/>
+        <w:sz w:val="15"/>
+      </w:rPr>
+      <w:t>Ondina Vasquell  |  MRN OV-3358104</w:t>
+    </w:r>
+  </w:p>
 </w:hdr>
 </file>
 
 <file path=word/header3.xml><?xml version="1.0" encoding="utf-8"?>
 <w:hdr xmlns:m="http://schemas.openxmlformats.org/officeDocument/2006/math" xmlns:mc="http://schemas.openxmlformats.org/markup-compatibility/2006" xmlns:mo="http://schemas.microsoft.com/office/mac/office/2008/main" xmlns:mv="urn:schemas-microsoft-com:mac:vml" xmlns:o="urn:schemas-microsoft-com:office:office" xmlns:r="http://schemas.openxmlformats.org/officeDocument/2006/relationships" xmlns:v="urn:schemas-microsoft-com:vml" xmlns:w10="urn:schemas-microsoft-com:office:word" xmlns:w14="http://schemas.microsoft.com/office/word/2010/wordml" xmlns:w="http://schemas.openxmlformats.org/wordprocessingml/2006/main" xmlns:wne="http://schemas.microsoft.com/office/word/2006/wordml" xmlns:wp14="http://schemas.microsoft.com/office/word/2010/wordprocessingDrawing" xmlns:wp="http://schemas.openxmlformats.org/drawingml/2006/wordprocessingDrawing" xmlns:wpc="http://schemas.microsoft.com/office/word/2010/wordprocessingCanvas" xmlns:wpg="http://schemas.microsoft.com/office/word/2010/wordprocessingGroup" xmlns:wpi="http://schemas.microsoft.com/office/word/2010/wordprocessingInk" xmlns:wps="http://schemas.microsoft.com/office/word/2010/wordprocessingShape" mc:Ignorable="w14 wp14">
-  <w:p/>
+  <w:p>
+    <w:r>
+      <w:rPr>
+        <w:rFonts w:ascii="Arial" w:hAnsi="Arial"/>
+        <w:b w:val="0"/>
+        <w:i w:val="0"/>
+        <w:color w:val="5E6670"/>
+        <w:sz w:val="15"/>
+      </w:rPr>
+      <w:t>Ondina Vasquell  |  MRN OV-3358104</w:t>
+    </w:r>
+  </w:p>
 </w:hdr>
 </file>
 

--- a/worlds/ondina-vasquell/phase-3-build-task-artifacts/task-files/quality_abstraction_worksheet_06042026.docx
+++ b/worlds/ondina-vasquell/phase-3-build-task-artifacts/task-files/quality_abstraction_worksheet_06042026.docx
@@ -472,7 +472,7 @@
           <w:color w:val="232830"/>
           <w:sz w:val="18"/>
         </w:rPr>
-        <w:t>Marisol Everet, MD</w:t>
+        <w:t>Lillian Everet, MD</w:t>
       </w:r>
     </w:p>
     <w:p>

--- a/worlds/ondina-vasquell/phase-3-build-task-artifacts/task-files/quality_abstraction_worksheet_06042026.docx
+++ b/worlds/ondina-vasquell/phase-3-build-task-artifacts/task-files/quality_abstraction_worksheet_06042026.docx
@@ -550,7 +550,7 @@
           <w:color w:val="232830"/>
           <w:sz w:val="19"/>
         </w:rPr>
-        <w:t>Complete each field by entering the value found, marking the exclusion, or marking undetermined. Use only documentation in the record.</w:t>
+        <w:t>Measurement period: 01/01/2026 through 06/04/2026. Complete each field by entering the value found, marking the exclusion, or marking undetermined. Use only documentation in the record; a result must be dated within the measurement period to be credited.</w:t>
       </w:r>
     </w:p>
     <w:p>

--- a/worlds/ondina-vasquell/phase-3-build-task-artifacts/task-files/quality_abstraction_worksheet_06042026.docx
+++ b/worlds/ondina-vasquell/phase-3-build-task-artifacts/task-files/quality_abstraction_worksheet_06042026.docx
@@ -300,7 +300,7 @@
           <w:color w:val="5E6670"/>
           <w:sz w:val="16"/>
         </w:rPr>
-        <w:t>Author: Quality Department | Date: 06/04/2026 | Status: For abstraction | RE: Ondina Vasquell | MRN OV-3358104 | CSN-308852140</w:t>
+        <w:t>Author: Quality Department | Date: 06/04/2026 | Status: Preliminary abstraction for physician sign-off | RE: Ondina Vasquell | MRN OV-3358104 | CSN-308852140</w:t>
       </w:r>
     </w:p>
     <w:p>
@@ -550,7 +550,7 @@
           <w:color w:val="232830"/>
           <w:sz w:val="19"/>
         </w:rPr>
-        <w:t>Measurement period: 01/01/2026 through 06/04/2026. Complete each field by entering the value found, marking the exclusion, or marking undetermined. Use only documentation in the record; a result must be dated within the measurement period to be credited.</w:t>
+        <w:t>Measurement period: 01/01/2026 through 06/04/2026. Preliminary values below are routed for attending physician review before final sign-off. Use only documentation in the record; a result must be dated within the measurement period to be credited.</w:t>
       </w:r>
     </w:p>
     <w:p>
@@ -568,7 +568,7 @@
           <w:color w:val="4472C4"/>
           <w:sz w:val="20"/>
         </w:rPr>
-        <w:t>MEASURE FIELDS</w:t>
+        <w:t>PRELIMINARY MEASURE ABSTRACTION</w:t>
       </w:r>
     </w:p>
     <w:tbl>
@@ -621,7 +621,7 @@
                 <w:color w:val="FFFFFF"/>
                 <w:sz w:val="16"/>
               </w:rPr>
-              <w:t>Value / Exclusion / Undetermined</w:t>
+              <w:t>Quality preliminary abstraction</w:t>
             </w:r>
           </w:p>
         </w:tc>
@@ -657,7 +657,7 @@
                 <w:color w:val="232830"/>
                 <w:sz w:val="16"/>
               </w:rPr>
-              <w:t>To be abstracted</w:t>
+              <w:t>8.6 percent on 04/30/2026. Glycemic control numerator met. Source: outpatient primary care summary dated 04/30/2026.</w:t>
             </w:r>
           </w:p>
         </w:tc>
@@ -695,7 +695,7 @@
                 <w:color w:val="232830"/>
                 <w:sz w:val="16"/>
               </w:rPr>
-              <w:t>To be abstracted</w:t>
+              <w:t>Met. Dilated diabetic eye exam completed 03/15/2026; mild non-proliferative diabetic retinopathy both eyes.</w:t>
             </w:r>
           </w:p>
         </w:tc>
@@ -731,7 +731,7 @@
                 <w:color w:val="232830"/>
                 <w:sz w:val="16"/>
               </w:rPr>
-              <w:t>To be abstracted</w:t>
+              <w:t>Met. Diabetic foot exam documented 05/16/2026 with reduced protective sensation.</w:t>
             </w:r>
           </w:p>
         </w:tc>
@@ -769,7 +769,7 @@
                 <w:color w:val="232830"/>
                 <w:sz w:val="16"/>
               </w:rPr>
-              <w:t>To be abstracted</w:t>
+              <w:t>Met. Chronic kidney disease stage 3b documented; ACE inhibitor on home medication list. No urine albumin-creatinine result found.</w:t>
             </w:r>
           </w:p>
         </w:tc>
@@ -805,7 +805,7 @@
                 <w:color w:val="232830"/>
                 <w:sz w:val="16"/>
               </w:rPr>
-              <w:t>To be abstracted</w:t>
+              <w:t>134/76 on 05/21/2026.</w:t>
             </w:r>
           </w:p>
         </w:tc>
@@ -821,7 +821,7 @@
           <w:color w:val="232830"/>
           <w:sz w:val="19"/>
         </w:rPr>
-        <w:t>Enter findings from the record. Where the record does not support a field, mark it undetermined rather than inferring.</w:t>
+        <w:t>Attending review requested for final sign-off. Correct any field that the record does not support.</w:t>
       </w:r>
     </w:p>
     <w:p>
@@ -839,7 +839,7 @@
           <w:color w:val="5E6670"/>
           <w:sz w:val="18"/>
         </w:rPr>
-        <w:t>Quality Department - abstraction pending</w:t>
+        <w:t>Quality Department - preliminary abstraction routed for attending sign-off</w:t>
       </w:r>
     </w:p>
     <w:sectPr>
